--- a/cases/apron-order/published/Apron Order - Case Study.docx
+++ b/cases/apron-order/published/Apron Order - Case Study.docx
@@ -974,7 +974,7 @@
             <w:r>
               <w:t xml:space="preserve">Fabric Depot, "Bleached White Cotton Muslin Woven 25 YD Bolt Fabric" (</w:t>
             </w:r>
-            <w:hyperlink w:history="1" r:id="rId0fiy9wzyctvilt7d1jtak">
+            <w:hyperlink w:history="1" r:id="rIdmbd7pfv0tejzjzmxql17f">
               <w:r>
                 <w:rPr>
                   <w:rStyle w:val="Hyperlink"/>
@@ -1047,7 +1047,7 @@
             <w:r>
               <w:t xml:space="preserve">Wikipedia, "Seam allowance" (</w:t>
             </w:r>
-            <w:hyperlink w:history="1" r:id="rIdwa9pjddp28o9v0gr1p9kh">
+            <w:hyperlink w:history="1" r:id="rIdebqjg4txo_aifqt35uo2u">
               <w:r>
                 <w:rPr>
                   <w:rStyle w:val="Hyperlink"/>
@@ -1120,7 +1120,7 @@
             <w:r>
               <w:t xml:space="preserve">FreeSewing (</w:t>
             </w:r>
-            <w:hyperlink w:history="1" r:id="rIdtlo7kwtyanzyiflsb1ep6">
+            <w:hyperlink w:history="1" r:id="rIdmzxb_nxnt-rvtklstoh8n">
               <w:r>
                 <w:rPr>
                   <w:rStyle w:val="Hyperlink"/>
@@ -1446,7 +1446,7 @@
       <w:r>
         <w:t xml:space="preserve">- </w:t>
       </w:r>
-      <w:hyperlink w:history="1" r:id="rId4xnwigcbfh0bwi6eyvmk9">
+      <w:hyperlink w:history="1" r:id="rIdiztndv6hd7sdr2buhlh-l">
         <w:r>
           <w:rPr>
             <w:rStyle w:val="Hyperlink"/>
@@ -1465,7 +1465,7 @@
       <w:r>
         <w:t xml:space="preserve">- </w:t>
       </w:r>
-      <w:hyperlink w:history="1" r:id="rIdpal-a8rr83i4rgwpdsubq">
+      <w:hyperlink w:history="1" r:id="rIdpur27lpaqqhlfw3smkbni">
         <w:r>
           <w:rPr>
             <w:rStyle w:val="Hyperlink"/>
@@ -1484,7 +1484,7 @@
       <w:r>
         <w:t xml:space="preserve">- </w:t>
       </w:r>
-      <w:hyperlink w:history="1" r:id="rIdul5cjlqe0zyfbuwu4dj4a">
+      <w:hyperlink w:history="1" r:id="rId4azwwqojziueukrxz3jsp">
         <w:r>
           <w:rPr>
             <w:rStyle w:val="Hyperlink"/>
@@ -1503,7 +1503,7 @@
       <w:r>
         <w:t xml:space="preserve">- </w:t>
       </w:r>
-      <w:hyperlink w:history="1" r:id="rIduz0u9hswuixy3zldqifky">
+      <w:hyperlink w:history="1" r:id="rIdt_3hqmqo3hvewv2ki8rhk">
         <w:r>
           <w:rPr>
             <w:rStyle w:val="Hyperlink"/>

--- a/cases/apron-order/published/Apron Order - Case Study.docx
+++ b/cases/apron-order/published/Apron Order - Case Study.docx
@@ -177,6 +177,11 @@
     <w:p>
       <w:r>
         <w:t xml:space="preserve">Every yard of fabric costs the same regardless of layout (SEE APPENDIX A). Every minute of marking labor costs the same regardless of which layout it goes toward (SEE APPENDIX D). The total job cost is yards used × fabric price, plus minutes used × labor rate — two line items that move in opposite directions as the layout changes.</w:t>
+      </w:r>
+    </w:p>
+    <w:p>
+      <w:r>
+        <w:t xml:space="preserve">Neither layout is machine-cut. Devon's shop is a small custom-apparel operation, not a factory with an automated, computerized fabric cutter — every marker here is chalked onto the fabric by hand with tailor's chalk, and every cut is made by hand with scissors or a hand-held rotary cutter (SEE APPENDIX F, MA4). That is exactly why the two layouts differ in marking time as well as yardage: more pieces to individually trace and match by hand is real labor, not a setting on a machine. The online Interactive version of this case includes a diagram comparing the two marker layouts side by side — Cut on the Fold's mirrored half-panel against the fold versus Cut Open's two separately nested mirror-image pieces — so you can see the difference, not just read about it.</w:t>
       </w:r>
     </w:p>
     <w:p>
@@ -974,7 +979,7 @@
             <w:r>
               <w:t xml:space="preserve">Fabric Depot, "Bleached White Cotton Muslin Woven 25 YD Bolt Fabric" (</w:t>
             </w:r>
-            <w:hyperlink w:history="1" r:id="rIdmbd7pfv0tejzjzmxql17f">
+            <w:hyperlink w:history="1" r:id="rIdvnedsaidohlhlo9e3aomw">
               <w:r>
                 <w:rPr>
                   <w:rStyle w:val="Hyperlink"/>
@@ -1047,7 +1052,7 @@
             <w:r>
               <w:t xml:space="preserve">Wikipedia, "Seam allowance" (</w:t>
             </w:r>
-            <w:hyperlink w:history="1" r:id="rIdebqjg4txo_aifqt35uo2u">
+            <w:hyperlink w:history="1" r:id="rIdtbrmuvpeblz0pbjfjo8hb">
               <w:r>
                 <w:rPr>
                   <w:rStyle w:val="Hyperlink"/>
@@ -1120,7 +1125,7 @@
             <w:r>
               <w:t xml:space="preserve">FreeSewing (</w:t>
             </w:r>
-            <w:hyperlink w:history="1" r:id="rIdmzxb_nxnt-rvtklstoh8n">
+            <w:hyperlink w:history="1" r:id="rIdn9jco0qmklg9b6tu6pi8h">
               <w:r>
                 <w:rPr>
                   <w:rStyle w:val="Hyperlink"/>
@@ -1423,6 +1428,68 @@
           </w:p>
         </w:tc>
       </w:tr>
+      <w:tr>
+        <w:tc>
+          <w:tcPr>
+            <w:tcW w:type="dxa" w:w="1800"/>
+          </w:tcPr>
+          <w:p>
+            <w:r>
+              <w:t xml:space="preserve">MA4</w:t>
+            </w:r>
+          </w:p>
+        </w:tc>
+        <w:tc>
+          <w:tcPr>
+            <w:tcW w:type="dxa" w:w="1800"/>
+          </w:tcPr>
+          <w:p>
+            <w:r>
+              <w:t xml:space="preserve">Cutting method (hand/chalk-marked, not computerized)</w:t>
+            </w:r>
+          </w:p>
+        </w:tc>
+        <w:tc>
+          <w:tcPr>
+            <w:tcW w:type="dxa" w:w="1800"/>
+          </w:tcPr>
+          <w:p>
+            <w:r>
+              <w:t xml:space="preserve">Devon's shop chalk-marks each layout by hand with tailor's chalk and cuts with scissors or a hand-held rotary cutter — not an automated, computerized (CNC-style) fabric-cutting machine.</w:t>
+            </w:r>
+          </w:p>
+        </w:tc>
+        <w:tc>
+          <w:tcPr>
+            <w:tcW w:type="dxa" w:w="1800"/>
+          </w:tcPr>
+          <w:p>
+            <w:r>
+              <w:t xml:space="preserve">Real, general cutting-room knowledge: small custom-apparel shops typically run on manual marking and cutting; automated cutters are a large-factory, high-volume investment. Consistent with Rotary cutter — Wikipedia (SEE APPENDIX G) on the tool's real use in garment cutting.</w:t>
+            </w:r>
+          </w:p>
+        </w:tc>
+        <w:tc>
+          <w:tcPr>
+            <w:tcW w:type="dxa" w:w="1800"/>
+          </w:tcPr>
+          <w:p>
+            <w:r>
+              <w:t xml:space="preserve">Narrative/context only — does not change any figure in Appendix A-D. It is </w:t>
+            </w:r>
+            <w:r>
+              <w:rPr>
+                <w:i/>
+                <w:iCs/>
+              </w:rPr>
+              <w:t xml:space="preserve">why</w:t>
+            </w:r>
+            <w:r>
+              <w:t xml:space="preserve"> Cut Open costs more marking time than Cut on the Fold (more pieces to trace and match by hand), which Appendix C's marking-time figures already capture.</w:t>
+            </w:r>
+          </w:p>
+        </w:tc>
+      </w:tr>
     </w:tbl>
     <w:p/>
     <w:p>
@@ -1446,7 +1513,7 @@
       <w:r>
         <w:t xml:space="preserve">- </w:t>
       </w:r>
-      <w:hyperlink w:history="1" r:id="rIdiztndv6hd7sdr2buhlh-l">
+      <w:hyperlink w:history="1" r:id="rIdfnknjkpdn3h3bfswj6eh_">
         <w:r>
           <w:rPr>
             <w:rStyle w:val="Hyperlink"/>
@@ -1465,7 +1532,7 @@
       <w:r>
         <w:t xml:space="preserve">- </w:t>
       </w:r>
-      <w:hyperlink w:history="1" r:id="rIdpur27lpaqqhlfw3smkbni">
+      <w:hyperlink w:history="1" r:id="rIdqcczj3r06p3xkltfkvlko">
         <w:r>
           <w:rPr>
             <w:rStyle w:val="Hyperlink"/>
@@ -1484,7 +1551,7 @@
       <w:r>
         <w:t xml:space="preserve">- </w:t>
       </w:r>
-      <w:hyperlink w:history="1" r:id="rId4azwwqojziueukrxz3jsp">
+      <w:hyperlink w:history="1" r:id="rIdilyedkzr5d6zy3y3nspu2">
         <w:r>
           <w:rPr>
             <w:rStyle w:val="Hyperlink"/>
@@ -1503,7 +1570,7 @@
       <w:r>
         <w:t xml:space="preserve">- </w:t>
       </w:r>
-      <w:hyperlink w:history="1" r:id="rIdt_3hqmqo3hvewv2ki8rhk">
+      <w:hyperlink w:history="1" r:id="rIdcrwvsuu8a2ycaajaif9_d">
         <w:r>
           <w:rPr>
             <w:rStyle w:val="Hyperlink"/>
@@ -1513,6 +1580,25 @@
       </w:hyperlink>
       <w:r>
         <w:t xml:space="preserve"> — a plain-language guide to what a seam allowance is and why every garment pattern, including Devon's apron, builds one in.</w:t>
+      </w:r>
+    </w:p>
+    <w:p>
+      <w:pPr>
+        <w:ind w:left="360"/>
+      </w:pPr>
+      <w:r>
+        <w:t xml:space="preserve">- </w:t>
+      </w:r>
+      <w:hyperlink w:history="1" r:id="rIduq-qgvvogqg2ugwoi-qc4">
+        <w:r>
+          <w:rPr>
+            <w:rStyle w:val="Hyperlink"/>
+          </w:rPr>
+          <w:t xml:space="preserve">Rotary cutter — Wikipedia</w:t>
+        </w:r>
+      </w:hyperlink>
+      <w:r>
+        <w:t xml:space="preserve"> — background on the hand-held cutting tool Devon's shop actually uses, as introduced for garment cutting in 1979; the real, low-cost alternative to the automated, computerized cutting machines large factories run.</w:t>
       </w:r>
     </w:p>
     <w:p>
